--- a/制作ノート_25033_タナカ.docx
+++ b/制作ノート_25033_タナカ.docx
@@ -75,85 +75,66 @@
           <w:b/>
           <w:bCs/>
         </w:rPr>
-        <w:t>テーマ１</w:t>
-      </w:r>
-      <w:r>
-        <w:rPr>
-          <w:rFonts w:ascii="ＭＳ Ｐ明朝" w:eastAsia="ＭＳ Ｐ明朝" w:hAnsi="ＭＳ Ｐ明朝" w:hint="eastAsia"/>
-        </w:rPr>
-        <w:t>：</w:t>
-      </w:r>
-      <w:r>
-        <w:rPr>
-          <w:rFonts w:ascii="ＭＳ Ｐ明朝" w:eastAsia="ＭＳ Ｐ明朝" w:hAnsi="ＭＳ Ｐ明朝" w:hint="eastAsia"/>
-        </w:rPr>
-        <w:t>架空</w:t>
-      </w:r>
-      <w:r>
-        <w:rPr>
-          <w:rFonts w:ascii="ＭＳ Ｐ明朝" w:eastAsia="ＭＳ Ｐ明朝" w:hAnsi="ＭＳ Ｐ明朝" w:hint="eastAsia"/>
-        </w:rPr>
-        <w:t>のVライバー事務所を設定</w:t>
-      </w:r>
-    </w:p>
-    <w:p>
-      <w:pPr>
-        <w:rPr>
-          <w:rFonts w:ascii="ＭＳ Ｐ明朝" w:eastAsia="ＭＳ Ｐ明朝" w:hAnsi="ＭＳ Ｐ明朝"/>
+        <w:t>テーマ</w:t>
+      </w:r>
+      <w:r>
+        <w:rPr>
+          <w:rFonts w:ascii="ＭＳ Ｐ明朝" w:eastAsia="ＭＳ Ｐ明朝" w:hAnsi="ＭＳ Ｐ明朝" w:hint="eastAsia"/>
           <w:b/>
           <w:bCs/>
         </w:rPr>
-      </w:pPr>
-      <w:r>
-        <w:rPr>
-          <w:rFonts w:ascii="ＭＳ Ｐ明朝" w:eastAsia="ＭＳ Ｐ明朝" w:hAnsi="ＭＳ Ｐ明朝" w:hint="eastAsia"/>
+        <w:t>２</w:t>
+      </w:r>
+      <w:r>
+        <w:rPr>
+          <w:rFonts w:ascii="ＭＳ Ｐ明朝" w:eastAsia="ＭＳ Ｐ明朝" w:hAnsi="ＭＳ Ｐ明朝" w:hint="eastAsia"/>
+        </w:rPr>
+        <w:t>：</w:t>
+      </w:r>
+      <w:r>
+        <w:rPr>
+          <w:rFonts w:ascii="ＭＳ Ｐ明朝" w:eastAsia="ＭＳ Ｐ明朝" w:hAnsi="ＭＳ Ｐ明朝" w:hint="eastAsia"/>
+        </w:rPr>
+        <w:t>架空</w:t>
+      </w:r>
+      <w:r>
+        <w:rPr>
+          <w:rFonts w:ascii="ＭＳ Ｐ明朝" w:eastAsia="ＭＳ Ｐ明朝" w:hAnsi="ＭＳ Ｐ明朝" w:hint="eastAsia"/>
+        </w:rPr>
+        <w:t>ミステリーゲーム　Dread　Noir</w:t>
+      </w:r>
+    </w:p>
+    <w:p>
+      <w:pPr>
+        <w:rPr>
+          <w:rFonts w:ascii="ＭＳ Ｐ明朝" w:eastAsia="ＭＳ Ｐ明朝" w:hAnsi="ＭＳ Ｐ明朝"/>
           <w:b/>
           <w:bCs/>
         </w:rPr>
-        <w:t>目的・背景</w:t>
-      </w:r>
-    </w:p>
-    <w:p>
-      <w:pPr>
-        <w:rPr>
-          <w:rFonts w:ascii="ＭＳ Ｐ明朝" w:eastAsia="ＭＳ Ｐ明朝" w:hAnsi="ＭＳ Ｐ明朝"/>
-        </w:rPr>
-      </w:pPr>
-      <w:r>
-        <w:rPr>
-          <w:rFonts w:ascii="ＭＳ Ｐ明朝" w:eastAsia="ＭＳ Ｐ明朝" w:hAnsi="ＭＳ Ｐ明朝"/>
-        </w:rPr>
-        <w:t>近年、YouTubeや配信プラットフォームを中心にVライバーや</w:t>
-      </w:r>
-      <w:proofErr w:type="spellStart"/>
-      <w:r>
-        <w:rPr>
-          <w:rFonts w:ascii="ＭＳ Ｐ明朝" w:eastAsia="ＭＳ Ｐ明朝" w:hAnsi="ＭＳ Ｐ明朝"/>
-        </w:rPr>
-        <w:t>VTuber</w:t>
-      </w:r>
-      <w:proofErr w:type="spellEnd"/>
-      <w:r>
-        <w:rPr>
-          <w:rFonts w:ascii="ＭＳ Ｐ明朝" w:eastAsia="ＭＳ Ｐ明朝" w:hAnsi="ＭＳ Ｐ明朝"/>
-        </w:rPr>
-        <w:t>文化が急速に発展しており、個人だけでなく事務所単位での活動や世界観の構築が重要になっていると感じた。そこで今回は、単なる情報サイトではなく「世界観そのものを体験できるホームページ」を制作することを目的とした。ファンが実際にその世界に触れているような没入感を与えるサイト構成を目指し、Webデザインにおける「世界観の表現方法」を学ぶことも目的としている。</w:t>
-      </w:r>
-    </w:p>
-    <w:p>
-      <w:pPr>
-        <w:rPr>
-          <w:rFonts w:ascii="ＭＳ Ｐ明朝" w:eastAsia="ＭＳ Ｐ明朝" w:hAnsi="ＭＳ Ｐ明朝"/>
+      </w:pPr>
+      <w:r>
+        <w:rPr>
+          <w:rFonts w:ascii="ＭＳ Ｐ明朝" w:eastAsia="ＭＳ Ｐ明朝" w:hAnsi="ＭＳ Ｐ明朝" w:hint="eastAsia"/>
           <w:b/>
           <w:bCs/>
         </w:rPr>
-      </w:pPr>
-      <w:r>
-        <w:rPr>
-          <w:rFonts w:ascii="ＭＳ Ｐ明朝" w:eastAsia="ＭＳ Ｐ明朝" w:hAnsi="ＭＳ Ｐ明朝" w:hint="eastAsia"/>
+        <w:t>目的・背景</w:t>
+      </w:r>
+    </w:p>
+    <w:p>
+      <w:pPr>
+        <w:rPr>
+          <w:rFonts w:ascii="ＭＳ Ｐ明朝" w:eastAsia="ＭＳ Ｐ明朝" w:hAnsi="ＭＳ Ｐ明朝"/>
           <w:b/>
           <w:bCs/>
         </w:rPr>
+      </w:pPr>
+      <w:r>
+        <w:rPr>
+          <w:rFonts w:ascii="ＭＳ Ｐ明朝" w:eastAsia="ＭＳ Ｐ明朝" w:hAnsi="ＭＳ Ｐ明朝" w:hint="eastAsia"/>
+          <w:b/>
+          <w:bCs/>
+        </w:rPr>
         <w:t>ターゲット：（想定される閲覧者について）</w:t>
       </w:r>
     </w:p>
@@ -165,45 +146,6 @@
       </w:pPr>
       <w:r>
         <w:rPr>
-          <w:rFonts w:ascii="ＭＳ Ｐ明朝" w:eastAsia="ＭＳ Ｐ明朝" w:hAnsi="ＭＳ Ｐ明朝"/>
-        </w:rPr>
-        <w:t>主なターゲットは、10代後半〜30代のVライバー・</w:t>
-      </w:r>
-      <w:proofErr w:type="spellStart"/>
-      <w:r>
-        <w:rPr>
-          <w:rFonts w:ascii="ＭＳ Ｐ明朝" w:eastAsia="ＭＳ Ｐ明朝" w:hAnsi="ＭＳ Ｐ明朝"/>
-        </w:rPr>
-        <w:t>VTuber</w:t>
-      </w:r>
-      <w:proofErr w:type="spellEnd"/>
-      <w:r>
-        <w:rPr>
-          <w:rFonts w:ascii="ＭＳ Ｐ明朝" w:eastAsia="ＭＳ Ｐ明朝" w:hAnsi="ＭＳ Ｐ明朝"/>
-        </w:rPr>
-        <w:t>文化に興味を持つ層</w:t>
-      </w:r>
-      <w:r>
-        <w:rPr>
-          <w:rFonts w:ascii="ＭＳ Ｐ明朝" w:eastAsia="ＭＳ Ｐ明朝" w:hAnsi="ＭＳ Ｐ明朝" w:hint="eastAsia"/>
-        </w:rPr>
-        <w:t>。</w:t>
-      </w:r>
-      <w:r>
-        <w:rPr>
-          <w:rFonts w:ascii="ＭＳ Ｐ明朝" w:eastAsia="ＭＳ Ｐ明朝" w:hAnsi="ＭＳ Ｐ明朝"/>
-        </w:rPr>
-        <w:t>特に、キャラクター性やストーリー性を重視してコンテンツを楽しむユーザーや、配信者の設定・世界観に惹かれるファン層を想定</w:t>
-      </w:r>
-    </w:p>
-    <w:p>
-      <w:pPr>
-        <w:rPr>
-          <w:rFonts w:ascii="ＭＳ Ｐ明朝" w:eastAsia="ＭＳ Ｐ明朝" w:hAnsi="ＭＳ Ｐ明朝"/>
-        </w:rPr>
-      </w:pPr>
-      <w:r>
-        <w:rPr>
           <w:rFonts w:ascii="ＭＳ Ｐ明朝" w:eastAsia="ＭＳ Ｐ明朝" w:hAnsi="ＭＳ Ｐ明朝" w:hint="eastAsia"/>
         </w:rPr>
         <w:t>制作スケジュール</w:t>
@@ -256,7 +198,7 @@
         <w:rPr>
           <w:rFonts w:ascii="ＭＳ Ｐ明朝" w:eastAsia="ＭＳ Ｐ明朝" w:hAnsi="ＭＳ Ｐ明朝"/>
         </w:rPr>
-        <w:t>制作物の概要についてまとめる。Figmaを使って、制作物のワイヤフレームを作成する</w:t>
+        <w:t>制作物の概要についてまとめる</w:t>
       </w:r>
     </w:p>
     <w:p>
@@ -433,7 +375,6 @@
         <w:rPr>
           <w:rFonts w:ascii="ＭＳ Ｐ明朝" w:eastAsia="ＭＳ Ｐ明朝" w:hAnsi="ＭＳ Ｐ明朝" w:hint="eastAsia"/>
         </w:rPr>
-        <w:lastRenderedPageBreak/>
         <w:t>撮影場所、情報収集について</w:t>
       </w:r>
     </w:p>
@@ -447,15 +388,21 @@
         <w:rPr>
           <w:rFonts w:ascii="ＭＳ Ｐ明朝" w:eastAsia="ＭＳ Ｐ明朝" w:hAnsi="ＭＳ Ｐ明朝" w:hint="eastAsia"/>
         </w:rPr>
-        <w:t>XXXXXXXXXXXXXXXXXXXXXXXXXXXXXXXXXXXXXXXXXXXXXXXXXXXXXXXXXXXXXXXXXXXXXXXXXXXXXXXXXXXXXXXXXXXXXXXXXXXXXXXXXXXXXXXXXXXXXXXXXXXXXXXXXXXXXXXXXXXXXXXXXXXXXXXXXXXXXXXXXXXXXXXXXXXXXXXXXXXXXXXXXXXXXXXXXXXXXXXXXXXXXXXX</w:t>
-      </w:r>
-    </w:p>
-    <w:p>
-      <w:pPr>
-        <w:rPr>
-          <w:rFonts w:ascii="ＭＳ Ｐ明朝" w:eastAsia="ＭＳ Ｐ明朝" w:hAnsi="ＭＳ Ｐ明朝"/>
-        </w:rPr>
-      </w:pPr>
+        <w:t>書かれているライバーは存在しない架空の存在である</w:t>
+      </w:r>
+    </w:p>
+    <w:p>
+      <w:pPr>
+        <w:rPr>
+          <w:rFonts w:ascii="ＭＳ Ｐ明朝" w:eastAsia="ＭＳ Ｐ明朝" w:hAnsi="ＭＳ Ｐ明朝"/>
+        </w:rPr>
+      </w:pPr>
+      <w:r>
+        <w:rPr>
+          <w:rFonts w:ascii="ＭＳ Ｐ明朝" w:eastAsia="ＭＳ Ｐ明朝" w:hAnsi="ＭＳ Ｐ明朝" w:hint="eastAsia"/>
+        </w:rPr>
+        <w:t>ホームページのレイアウトはV</w:t>
+      </w:r>
     </w:p>
     <w:p>
       <w:pPr>
@@ -1148,6 +1095,7 @@
   <w:style w:type="character" w:default="1" w:styleId="a0">
     <w:name w:val="Default Paragraph Font"/>
     <w:uiPriority w:val="1"/>
+    <w:semiHidden/>
     <w:unhideWhenUsed/>
   </w:style>
   <w:style w:type="table" w:default="1" w:styleId="a1">

--- a/制作ノート_25033_タナカ.docx
+++ b/制作ノート_25033_タナカ.docx
@@ -124,6 +124,19 @@
     <w:p>
       <w:pPr>
         <w:rPr>
+          <w:rFonts w:ascii="ＭＳ Ｐ明朝" w:eastAsia="ＭＳ Ｐ明朝" w:hAnsi="ＭＳ Ｐ明朝" w:hint="eastAsia"/>
+        </w:rPr>
+      </w:pPr>
+      <w:r>
+        <w:rPr>
+          <w:rFonts w:ascii="ＭＳ Ｐ明朝" w:eastAsia="ＭＳ Ｐ明朝" w:hAnsi="ＭＳ Ｐ明朝"/>
+        </w:rPr>
+        <w:t>プレイヤーをゲームプレイ前から引きずり込む「プロローグ（入り口）」としてのサイト構築</w:t>
+      </w:r>
+    </w:p>
+    <w:p>
+      <w:pPr>
+        <w:rPr>
           <w:rFonts w:ascii="ＭＳ Ｐ明朝" w:eastAsia="ＭＳ Ｐ明朝" w:hAnsi="ＭＳ Ｐ明朝"/>
           <w:b/>
           <w:bCs/>
@@ -141,12 +154,29 @@
     <w:p>
       <w:pPr>
         <w:rPr>
-          <w:rFonts w:ascii="ＭＳ Ｐ明朝" w:eastAsia="ＭＳ Ｐ明朝" w:hAnsi="ＭＳ Ｐ明朝"/>
-        </w:rPr>
-      </w:pPr>
-      <w:r>
-        <w:rPr>
-          <w:rFonts w:ascii="ＭＳ Ｐ明朝" w:eastAsia="ＭＳ Ｐ明朝" w:hAnsi="ＭＳ Ｐ明朝" w:hint="eastAsia"/>
+          <w:rFonts w:ascii="ＭＳ Ｐ明朝" w:eastAsia="ＭＳ Ｐ明朝" w:hAnsi="ＭＳ Ｐ明朝" w:hint="eastAsia"/>
+        </w:rPr>
+      </w:pPr>
+      <w:r>
+        <w:rPr>
+          <w:rFonts w:ascii="ＭＳ Ｐ明朝" w:eastAsia="ＭＳ Ｐ明朝" w:hAnsi="ＭＳ Ｐ明朝"/>
+        </w:rPr>
+        <w:t>自発的に伏線や設定を考察することを楽しむ、10代から20代のミステリー・人狼ゲームのコアファン層</w:t>
+      </w:r>
+    </w:p>
+    <w:p>
+      <w:pPr>
+        <w:rPr>
+          <w:rFonts w:ascii="ＭＳ Ｐ明朝" w:eastAsia="ＭＳ Ｐ明朝" w:hAnsi="ＭＳ Ｐ明朝"/>
+          <w:b/>
+          <w:bCs/>
+        </w:rPr>
+      </w:pPr>
+      <w:r>
+        <w:rPr>
+          <w:rFonts w:ascii="ＭＳ Ｐ明朝" w:eastAsia="ＭＳ Ｐ明朝" w:hAnsi="ＭＳ Ｐ明朝" w:hint="eastAsia"/>
+          <w:b/>
+          <w:bCs/>
         </w:rPr>
         <w:t>制作スケジュール</w:t>
       </w:r>
@@ -204,7 +234,7 @@
     <w:p>
       <w:pPr>
         <w:rPr>
-          <w:rFonts w:ascii="ＭＳ Ｐ明朝" w:eastAsia="ＭＳ Ｐ明朝" w:hAnsi="ＭＳ Ｐ明朝"/>
+          <w:rFonts w:ascii="ＭＳ Ｐ明朝" w:eastAsia="ＭＳ Ｐ明朝" w:hAnsi="ＭＳ Ｐ明朝" w:hint="eastAsia"/>
         </w:rPr>
       </w:pPr>
       <w:r>
@@ -213,11 +243,23 @@
         </w:rPr>
         <w:t>7月</w:t>
       </w:r>
-    </w:p>
-    <w:p>
-      <w:pPr>
-        <w:rPr>
-          <w:rFonts w:ascii="ＭＳ Ｐ明朝" w:eastAsia="ＭＳ Ｐ明朝" w:hAnsi="ＭＳ Ｐ明朝"/>
+      <w:r>
+        <w:rPr>
+          <w:rFonts w:ascii="ＭＳ Ｐ明朝" w:eastAsia="ＭＳ Ｐ明朝" w:hAnsi="ＭＳ Ｐ明朝" w:hint="eastAsia"/>
+        </w:rPr>
+        <w:t xml:space="preserve">　　　</w:t>
+      </w:r>
+      <w:r>
+        <w:rPr>
+          <w:rFonts w:ascii="ＭＳ Ｐ明朝" w:eastAsia="ＭＳ Ｐ明朝" w:hAnsi="ＭＳ Ｐ明朝"/>
+        </w:rPr>
+        <w:t>Illustratorでワイヤーフレーム作成</w:t>
+      </w:r>
+    </w:p>
+    <w:p>
+      <w:pPr>
+        <w:rPr>
+          <w:rFonts w:ascii="ＭＳ Ｐ明朝" w:eastAsia="ＭＳ Ｐ明朝" w:hAnsi="ＭＳ Ｐ明朝" w:hint="eastAsia"/>
         </w:rPr>
       </w:pPr>
       <w:r>
@@ -226,11 +268,23 @@
         </w:rPr>
         <w:t>8月</w:t>
       </w:r>
-    </w:p>
-    <w:p>
-      <w:pPr>
-        <w:rPr>
-          <w:rFonts w:ascii="ＭＳ Ｐ明朝" w:eastAsia="ＭＳ Ｐ明朝" w:hAnsi="ＭＳ Ｐ明朝"/>
+      <w:r>
+        <w:rPr>
+          <w:rFonts w:ascii="ＭＳ Ｐ明朝" w:eastAsia="ＭＳ Ｐ明朝" w:hAnsi="ＭＳ Ｐ明朝" w:hint="eastAsia"/>
+        </w:rPr>
+        <w:t xml:space="preserve">　　　</w:t>
+      </w:r>
+      <w:r>
+        <w:rPr>
+          <w:rFonts w:ascii="ＭＳ Ｐ明朝" w:eastAsia="ＭＳ Ｐ明朝" w:hAnsi="ＭＳ Ｐ明朝"/>
+        </w:rPr>
+        <w:t>Webサイトで使用するイラスト制作</w:t>
+      </w:r>
+    </w:p>
+    <w:p>
+      <w:pPr>
+        <w:rPr>
+          <w:rFonts w:ascii="ＭＳ Ｐ明朝" w:eastAsia="ＭＳ Ｐ明朝" w:hAnsi="ＭＳ Ｐ明朝" w:hint="eastAsia"/>
         </w:rPr>
       </w:pPr>
       <w:r>
@@ -239,11 +293,23 @@
         </w:rPr>
         <w:t>9月</w:t>
       </w:r>
-    </w:p>
-    <w:p>
-      <w:pPr>
-        <w:rPr>
-          <w:rFonts w:ascii="ＭＳ Ｐ明朝" w:eastAsia="ＭＳ Ｐ明朝" w:hAnsi="ＭＳ Ｐ明朝"/>
+      <w:r>
+        <w:rPr>
+          <w:rFonts w:ascii="ＭＳ Ｐ明朝" w:eastAsia="ＭＳ Ｐ明朝" w:hAnsi="ＭＳ Ｐ明朝" w:hint="eastAsia"/>
+        </w:rPr>
+        <w:t xml:space="preserve">　　　</w:t>
+      </w:r>
+      <w:r>
+        <w:rPr>
+          <w:rFonts w:ascii="ＭＳ Ｐ明朝" w:eastAsia="ＭＳ Ｐ明朝" w:hAnsi="ＭＳ Ｐ明朝"/>
+        </w:rPr>
+        <w:t>HTML・CSSでWebサイトを制作開始</w:t>
+      </w:r>
+    </w:p>
+    <w:p>
+      <w:pPr>
+        <w:rPr>
+          <w:rFonts w:ascii="ＭＳ Ｐ明朝" w:eastAsia="ＭＳ Ｐ明朝" w:hAnsi="ＭＳ Ｐ明朝" w:hint="eastAsia"/>
         </w:rPr>
       </w:pPr>
       <w:r>
@@ -252,6 +318,18 @@
         </w:rPr>
         <w:t>１０月</w:t>
       </w:r>
+      <w:r>
+        <w:rPr>
+          <w:rFonts w:ascii="ＭＳ Ｐ明朝" w:eastAsia="ＭＳ Ｐ明朝" w:hAnsi="ＭＳ Ｐ明朝" w:hint="eastAsia"/>
+        </w:rPr>
+        <w:t xml:space="preserve">　　</w:t>
+      </w:r>
+      <w:r>
+        <w:rPr>
+          <w:rFonts w:ascii="ＭＳ Ｐ明朝" w:eastAsia="ＭＳ Ｐ明朝" w:hAnsi="ＭＳ Ｐ明朝"/>
+        </w:rPr>
+        <w:t>デザイン調整、コーディング</w:t>
+      </w:r>
     </w:p>
     <w:p>
       <w:pPr>
@@ -265,68 +343,32 @@
         </w:rPr>
         <w:t>11月</w:t>
       </w:r>
-    </w:p>
-    <w:p>
-      <w:pPr>
-        <w:rPr>
-          <w:rFonts w:ascii="ＭＳ Ｐ明朝" w:eastAsia="ＭＳ Ｐ明朝" w:hAnsi="ＭＳ Ｐ明朝"/>
-        </w:rPr>
-      </w:pPr>
-      <w:r>
-        <w:rPr>
-          <w:rFonts w:ascii="ＭＳ Ｐ明朝" w:eastAsia="ＭＳ Ｐ明朝" w:hAnsi="ＭＳ Ｐ明朝" w:hint="eastAsia"/>
-        </w:rPr>
-        <w:t>12月</w:t>
-      </w:r>
-    </w:p>
-    <w:p>
-      <w:pPr>
-        <w:rPr>
-          <w:rFonts w:ascii="ＭＳ Ｐ明朝" w:eastAsia="ＭＳ Ｐ明朝" w:hAnsi="ＭＳ Ｐ明朝"/>
-        </w:rPr>
-      </w:pPr>
-      <w:r>
-        <w:rPr>
-          <w:rFonts w:ascii="ＭＳ Ｐ明朝" w:eastAsia="ＭＳ Ｐ明朝" w:hAnsi="ＭＳ Ｐ明朝" w:hint="eastAsia"/>
-        </w:rPr>
-        <w:t>1月</w:t>
-      </w:r>
-    </w:p>
-    <w:p>
-      <w:pPr>
-        <w:rPr>
-          <w:rFonts w:ascii="ＭＳ Ｐ明朝" w:eastAsia="ＭＳ Ｐ明朝" w:hAnsi="ＭＳ Ｐ明朝"/>
-        </w:rPr>
-      </w:pPr>
-      <w:r>
-        <w:rPr>
-          <w:rFonts w:ascii="ＭＳ Ｐ明朝" w:eastAsia="ＭＳ Ｐ明朝" w:hAnsi="ＭＳ Ｐ明朝" w:hint="eastAsia"/>
-        </w:rPr>
-        <w:t>2月</w:t>
-      </w:r>
-    </w:p>
-    <w:p>
-      <w:pPr>
-        <w:rPr>
-          <w:rFonts w:ascii="ＭＳ Ｐ明朝" w:eastAsia="ＭＳ Ｐ明朝" w:hAnsi="ＭＳ Ｐ明朝"/>
-        </w:rPr>
-      </w:pPr>
-      <w:r>
-        <w:rPr>
-          <w:rFonts w:ascii="ＭＳ Ｐ明朝" w:eastAsia="ＭＳ Ｐ明朝" w:hAnsi="ＭＳ Ｐ明朝" w:hint="eastAsia"/>
-        </w:rPr>
-        <w:t>3月</w:t>
-      </w:r>
-    </w:p>
-    <w:p>
-      <w:pPr>
-        <w:rPr>
-          <w:rFonts w:ascii="ＭＳ Ｐ明朝" w:eastAsia="ＭＳ Ｐ明朝" w:hAnsi="ＭＳ Ｐ明朝"/>
-        </w:rPr>
-      </w:pPr>
-      <w:r>
-        <w:rPr>
-          <w:rFonts w:ascii="ＭＳ Ｐ明朝" w:eastAsia="ＭＳ Ｐ明朝" w:hAnsi="ＭＳ Ｐ明朝" w:hint="eastAsia"/>
+      <w:r>
+        <w:rPr>
+          <w:rFonts w:ascii="ＭＳ Ｐ明朝" w:eastAsia="ＭＳ Ｐ明朝" w:hAnsi="ＭＳ Ｐ明朝" w:hint="eastAsia"/>
+        </w:rPr>
+        <w:t xml:space="preserve">　　</w:t>
+      </w:r>
+      <w:r>
+        <w:rPr>
+          <w:rFonts w:ascii="ＭＳ Ｐ明朝" w:eastAsia="ＭＳ Ｐ明朝" w:hAnsi="ＭＳ Ｐ明朝"/>
+        </w:rPr>
+        <w:t>Webサイトの修正・動作確認</w:t>
+      </w:r>
+    </w:p>
+    <w:p>
+      <w:pPr>
+        <w:rPr>
+          <w:rFonts w:ascii="ＭＳ Ｐ明朝" w:eastAsia="ＭＳ Ｐ明朝" w:hAnsi="ＭＳ Ｐ明朝"/>
+          <w:b/>
+          <w:bCs/>
+        </w:rPr>
+      </w:pPr>
+      <w:r>
+        <w:rPr>
+          <w:rFonts w:ascii="ＭＳ Ｐ明朝" w:eastAsia="ＭＳ Ｐ明朝" w:hAnsi="ＭＳ Ｐ明朝" w:hint="eastAsia"/>
+          <w:b/>
+          <w:bCs/>
         </w:rPr>
         <w:t>備品・準備について</w:t>
       </w:r>
@@ -334,26 +376,35 @@
     <w:p>
       <w:pPr>
         <w:rPr>
-          <w:rFonts w:ascii="ＭＳ Ｐ明朝" w:eastAsia="ＭＳ Ｐ明朝" w:hAnsi="ＭＳ Ｐ明朝"/>
-        </w:rPr>
-      </w:pPr>
-    </w:p>
-    <w:p>
-      <w:pPr>
-        <w:rPr>
-          <w:rFonts w:ascii="ＭＳ Ｐ明朝" w:eastAsia="ＭＳ Ｐ明朝" w:hAnsi="ＭＳ Ｐ明朝"/>
-        </w:rPr>
-      </w:pPr>
-    </w:p>
-    <w:p>
-      <w:pPr>
-        <w:rPr>
-          <w:rFonts w:ascii="ＭＳ Ｐ明朝" w:eastAsia="ＭＳ Ｐ明朝" w:hAnsi="ＭＳ Ｐ明朝"/>
-        </w:rPr>
-      </w:pPr>
-      <w:r>
-        <w:rPr>
-          <w:rFonts w:ascii="ＭＳ Ｐ明朝" w:eastAsia="ＭＳ Ｐ明朝" w:hAnsi="ＭＳ Ｐ明朝" w:hint="eastAsia"/>
+          <w:rFonts w:ascii="ＭＳ Ｐ明朝" w:eastAsia="ＭＳ Ｐ明朝" w:hAnsi="ＭＳ Ｐ明朝" w:hint="eastAsia"/>
+        </w:rPr>
+      </w:pPr>
+      <w:r>
+        <w:rPr>
+          <w:rFonts w:ascii="ＭＳ Ｐ明朝" w:eastAsia="ＭＳ Ｐ明朝" w:hAnsi="ＭＳ Ｐ明朝"/>
+        </w:rPr>
+        <w:t>・パソコン，Visual　Studio　Code、THML/CSS，</w:t>
+      </w:r>
+      <w:r>
+        <w:rPr>
+          <w:rFonts w:ascii="ＭＳ Ｐ明朝" w:eastAsia="ＭＳ Ｐ明朝" w:hAnsi="ＭＳ Ｐ明朝" w:hint="eastAsia"/>
+        </w:rPr>
+        <w:t xml:space="preserve">キャラクターのイラスト、写真 </w:t>
+      </w:r>
+    </w:p>
+    <w:p>
+      <w:pPr>
+        <w:rPr>
+          <w:rFonts w:ascii="ＭＳ Ｐ明朝" w:eastAsia="ＭＳ Ｐ明朝" w:hAnsi="ＭＳ Ｐ明朝"/>
+          <w:b/>
+          <w:bCs/>
+        </w:rPr>
+      </w:pPr>
+      <w:r>
+        <w:rPr>
+          <w:rFonts w:ascii="ＭＳ Ｐ明朝" w:eastAsia="ＭＳ Ｐ明朝" w:hAnsi="ＭＳ Ｐ明朝" w:hint="eastAsia"/>
+          <w:b/>
+          <w:bCs/>
         </w:rPr>
         <w:t>制作案</w:t>
       </w:r>
@@ -362,18 +413,15 @@
       <w:pPr>
         <w:rPr>
           <w:rFonts w:ascii="ＭＳ Ｐ明朝" w:eastAsia="ＭＳ Ｐ明朝" w:hAnsi="ＭＳ Ｐ明朝"/>
-        </w:rPr>
-      </w:pPr>
-    </w:p>
-    <w:p>
-      <w:pPr>
-        <w:rPr>
-          <w:rFonts w:ascii="ＭＳ Ｐ明朝" w:eastAsia="ＭＳ Ｐ明朝" w:hAnsi="ＭＳ Ｐ明朝"/>
-        </w:rPr>
-      </w:pPr>
-      <w:r>
-        <w:rPr>
-          <w:rFonts w:ascii="ＭＳ Ｐ明朝" w:eastAsia="ＭＳ Ｐ明朝" w:hAnsi="ＭＳ Ｐ明朝" w:hint="eastAsia"/>
+          <w:b/>
+          <w:bCs/>
+        </w:rPr>
+      </w:pPr>
+      <w:r>
+        <w:rPr>
+          <w:rFonts w:ascii="ＭＳ Ｐ明朝" w:eastAsia="ＭＳ Ｐ明朝" w:hAnsi="ＭＳ Ｐ明朝" w:hint="eastAsia"/>
+          <w:b/>
+          <w:bCs/>
         </w:rPr>
         <w:t>撮影場所、情報収集について</w:t>
       </w:r>
@@ -388,21 +436,28 @@
         <w:rPr>
           <w:rFonts w:ascii="ＭＳ Ｐ明朝" w:eastAsia="ＭＳ Ｐ明朝" w:hAnsi="ＭＳ Ｐ明朝" w:hint="eastAsia"/>
         </w:rPr>
-        <w:t>書かれているライバーは存在しない架空の存在である</w:t>
-      </w:r>
-    </w:p>
-    <w:p>
-      <w:pPr>
-        <w:rPr>
-          <w:rFonts w:ascii="ＭＳ Ｐ明朝" w:eastAsia="ＭＳ Ｐ明朝" w:hAnsi="ＭＳ Ｐ明朝"/>
-        </w:rPr>
-      </w:pPr>
-      <w:r>
-        <w:rPr>
-          <w:rFonts w:ascii="ＭＳ Ｐ明朝" w:eastAsia="ＭＳ Ｐ明朝" w:hAnsi="ＭＳ Ｐ明朝" w:hint="eastAsia"/>
-        </w:rPr>
-        <w:t>ホームページのレイアウトはV</w:t>
-      </w:r>
+        <w:t>ホームページのレイアウトは実際のゲームの公式サイトを参照</w:t>
+      </w:r>
+    </w:p>
+    <w:p>
+      <w:pPr>
+        <w:rPr>
+          <w:rFonts w:ascii="ＭＳ Ｐ明朝" w:eastAsia="ＭＳ Ｐ明朝" w:hAnsi="ＭＳ Ｐ明朝" w:hint="eastAsia"/>
+        </w:rPr>
+      </w:pPr>
+      <w:r>
+        <w:rPr>
+          <w:rFonts w:ascii="ＭＳ Ｐ明朝" w:eastAsia="ＭＳ Ｐ明朝" w:hAnsi="ＭＳ Ｐ明朝" w:hint="eastAsia"/>
+        </w:rPr>
+        <w:t>写真やイラストは著作権に要注意</w:t>
+      </w:r>
+    </w:p>
+    <w:p>
+      <w:pPr>
+        <w:rPr>
+          <w:rFonts w:ascii="ＭＳ Ｐ明朝" w:eastAsia="ＭＳ Ｐ明朝" w:hAnsi="ＭＳ Ｐ明朝" w:hint="eastAsia"/>
+        </w:rPr>
+      </w:pPr>
     </w:p>
     <w:p>
       <w:pPr>
@@ -489,6 +544,440 @@
     </w:p>
   </w:footnote>
 </w:footnotes>
+</file>
+
+<file path=word/numbering.xml><?xml version="1.0" encoding="utf-8"?>
+<w:numbering xmlns:wpc="http://schemas.microsoft.com/office/word/2010/wordprocessingCanvas" xmlns:cx="http://schemas.microsoft.com/office/drawing/2014/chartex" xmlns:cx1="http://schemas.microsoft.com/office/drawing/2015/9/8/chartex" xmlns:cx2="http://schemas.microsoft.com/office/drawing/2015/10/21/chartex" xmlns:cx3="http://schemas.microsoft.com/office/drawing/2016/5/9/chartex" xmlns:cx4="http://schemas.microsoft.com/office/drawing/2016/5/10/chartex" xmlns:cx5="http://schemas.microsoft.com/office/drawing/2016/5/11/chartex" xmlns:cx6="http://schemas.microsoft.com/office/drawing/2016/5/12/chartex" xmlns:cx7="http://schemas.microsoft.com/office/drawing/2016/5/13/chartex" xmlns:cx8="http://schemas.microsoft.com/office/drawing/2016/5/14/chartex" xmlns:mc="http://schemas.openxmlformats.org/markup-compatibility/2006" xmlns:aink="http://schemas.microsoft.com/office/drawing/2016/ink" xmlns:am3d="http://schemas.microsoft.com/office/drawing/2017/model3d" xmlns:o="urn:schemas-microsoft-com:office:office" xmlns:oel="http://schemas.microsoft.com/office/2019/extlst" xmlns:r="http://schemas.openxmlformats.org/officeDocument/2006/relationships" xmlns:m="http://schemas.openxmlformats.org/officeDocument/2006/math" xmlns:v="urn:schemas-microsoft-com:vml" xmlns:wp14="http://schemas.microsoft.com/office/word/2010/wordprocessingDrawing" xmlns:wp="http://schemas.openxmlformats.org/drawingml/2006/wordprocessingDrawing" xmlns:w10="urn:schemas-microsoft-com:office:word" xmlns:w="http://schemas.openxmlformats.org/wordprocessingml/2006/main" xmlns:w14="http://schemas.microsoft.com/office/word/2010/wordml" xmlns:w15="http://schemas.microsoft.com/office/word/2012/wordml" xmlns:w16cex="http://schemas.microsoft.com/office/word/2018/wordml/cex" xmlns:w16cid="http://schemas.microsoft.com/office/word/2016/wordml/cid" xmlns:w16="http://schemas.microsoft.com/office/word/2018/wordml" xmlns:w16du="http://schemas.microsoft.com/office/word/2023/wordml/word16du" xmlns:w16sdtdh="http://schemas.microsoft.com/office/word/2020/wordml/sdtdatahash" xmlns:w16sdtfl="http://schemas.microsoft.com/office/word/2024/wordml/sdtformatlock" xmlns:w16se="http://schemas.microsoft.com/office/word/2015/wordml/symex" xmlns:wpg="http://schemas.microsoft.com/office/word/2010/wordprocessingGroup" xmlns:wpi="http://schemas.microsoft.com/office/word/2010/wordprocessingInk" xmlns:wne="http://schemas.microsoft.com/office/word/2006/wordml" xmlns:wps="http://schemas.microsoft.com/office/word/2010/wordprocessingShape" mc:Ignorable="w14 w15 w16se w16cid w16 w16cex w16sdtdh w16sdtfl w16du wp14">
+  <w:abstractNum w:abstractNumId="0" w15:restartNumberingAfterBreak="0">
+    <w:nsid w:val="0A191F9A"/>
+    <w:multiLevelType w:val="hybridMultilevel"/>
+    <w:tmpl w:val="173A4F6E"/>
+    <w:lvl w:ilvl="0" w:tplc="94087CF4">
+      <w:start w:val="1"/>
+      <w:numFmt w:val="bullet"/>
+      <w:lvlText w:val=""/>
+      <w:lvlJc w:val="left"/>
+      <w:pPr>
+        <w:tabs>
+          <w:tab w:val="num" w:pos="720"/>
+        </w:tabs>
+        <w:ind w:left="720" w:hanging="360"/>
+      </w:pPr>
+      <w:rPr>
+        <w:rFonts w:ascii="Wingdings" w:hAnsi="Wingdings" w:hint="default"/>
+      </w:rPr>
+    </w:lvl>
+    <w:lvl w:ilvl="1" w:tplc="33104FDE" w:tentative="1">
+      <w:start w:val="1"/>
+      <w:numFmt w:val="bullet"/>
+      <w:lvlText w:val=""/>
+      <w:lvlJc w:val="left"/>
+      <w:pPr>
+        <w:tabs>
+          <w:tab w:val="num" w:pos="1440"/>
+        </w:tabs>
+        <w:ind w:left="1440" w:hanging="360"/>
+      </w:pPr>
+      <w:rPr>
+        <w:rFonts w:ascii="Wingdings" w:hAnsi="Wingdings" w:hint="default"/>
+      </w:rPr>
+    </w:lvl>
+    <w:lvl w:ilvl="2" w:tplc="61F0BBBE" w:tentative="1">
+      <w:start w:val="1"/>
+      <w:numFmt w:val="bullet"/>
+      <w:lvlText w:val=""/>
+      <w:lvlJc w:val="left"/>
+      <w:pPr>
+        <w:tabs>
+          <w:tab w:val="num" w:pos="2160"/>
+        </w:tabs>
+        <w:ind w:left="2160" w:hanging="360"/>
+      </w:pPr>
+      <w:rPr>
+        <w:rFonts w:ascii="Wingdings" w:hAnsi="Wingdings" w:hint="default"/>
+      </w:rPr>
+    </w:lvl>
+    <w:lvl w:ilvl="3" w:tplc="D82CD274" w:tentative="1">
+      <w:start w:val="1"/>
+      <w:numFmt w:val="bullet"/>
+      <w:lvlText w:val=""/>
+      <w:lvlJc w:val="left"/>
+      <w:pPr>
+        <w:tabs>
+          <w:tab w:val="num" w:pos="2880"/>
+        </w:tabs>
+        <w:ind w:left="2880" w:hanging="360"/>
+      </w:pPr>
+      <w:rPr>
+        <w:rFonts w:ascii="Wingdings" w:hAnsi="Wingdings" w:hint="default"/>
+      </w:rPr>
+    </w:lvl>
+    <w:lvl w:ilvl="4" w:tplc="6380BB4E" w:tentative="1">
+      <w:start w:val="1"/>
+      <w:numFmt w:val="bullet"/>
+      <w:lvlText w:val=""/>
+      <w:lvlJc w:val="left"/>
+      <w:pPr>
+        <w:tabs>
+          <w:tab w:val="num" w:pos="3600"/>
+        </w:tabs>
+        <w:ind w:left="3600" w:hanging="360"/>
+      </w:pPr>
+      <w:rPr>
+        <w:rFonts w:ascii="Wingdings" w:hAnsi="Wingdings" w:hint="default"/>
+      </w:rPr>
+    </w:lvl>
+    <w:lvl w:ilvl="5" w:tplc="17FC6B86" w:tentative="1">
+      <w:start w:val="1"/>
+      <w:numFmt w:val="bullet"/>
+      <w:lvlText w:val=""/>
+      <w:lvlJc w:val="left"/>
+      <w:pPr>
+        <w:tabs>
+          <w:tab w:val="num" w:pos="4320"/>
+        </w:tabs>
+        <w:ind w:left="4320" w:hanging="360"/>
+      </w:pPr>
+      <w:rPr>
+        <w:rFonts w:ascii="Wingdings" w:hAnsi="Wingdings" w:hint="default"/>
+      </w:rPr>
+    </w:lvl>
+    <w:lvl w:ilvl="6" w:tplc="68B2EC9A" w:tentative="1">
+      <w:start w:val="1"/>
+      <w:numFmt w:val="bullet"/>
+      <w:lvlText w:val=""/>
+      <w:lvlJc w:val="left"/>
+      <w:pPr>
+        <w:tabs>
+          <w:tab w:val="num" w:pos="5040"/>
+        </w:tabs>
+        <w:ind w:left="5040" w:hanging="360"/>
+      </w:pPr>
+      <w:rPr>
+        <w:rFonts w:ascii="Wingdings" w:hAnsi="Wingdings" w:hint="default"/>
+      </w:rPr>
+    </w:lvl>
+    <w:lvl w:ilvl="7" w:tplc="61740C68" w:tentative="1">
+      <w:start w:val="1"/>
+      <w:numFmt w:val="bullet"/>
+      <w:lvlText w:val=""/>
+      <w:lvlJc w:val="left"/>
+      <w:pPr>
+        <w:tabs>
+          <w:tab w:val="num" w:pos="5760"/>
+        </w:tabs>
+        <w:ind w:left="5760" w:hanging="360"/>
+      </w:pPr>
+      <w:rPr>
+        <w:rFonts w:ascii="Wingdings" w:hAnsi="Wingdings" w:hint="default"/>
+      </w:rPr>
+    </w:lvl>
+    <w:lvl w:ilvl="8" w:tplc="4C78306A" w:tentative="1">
+      <w:start w:val="1"/>
+      <w:numFmt w:val="bullet"/>
+      <w:lvlText w:val=""/>
+      <w:lvlJc w:val="left"/>
+      <w:pPr>
+        <w:tabs>
+          <w:tab w:val="num" w:pos="6480"/>
+        </w:tabs>
+        <w:ind w:left="6480" w:hanging="360"/>
+      </w:pPr>
+      <w:rPr>
+        <w:rFonts w:ascii="Wingdings" w:hAnsi="Wingdings" w:hint="default"/>
+      </w:rPr>
+    </w:lvl>
+  </w:abstractNum>
+  <w:abstractNum w:abstractNumId="1" w15:restartNumberingAfterBreak="0">
+    <w:nsid w:val="133F7E61"/>
+    <w:multiLevelType w:val="hybridMultilevel"/>
+    <w:tmpl w:val="22B4C8E8"/>
+    <w:lvl w:ilvl="0" w:tplc="F22291CE">
+      <w:start w:val="1"/>
+      <w:numFmt w:val="bullet"/>
+      <w:lvlText w:val=""/>
+      <w:lvlJc w:val="left"/>
+      <w:pPr>
+        <w:tabs>
+          <w:tab w:val="num" w:pos="720"/>
+        </w:tabs>
+        <w:ind w:left="720" w:hanging="360"/>
+      </w:pPr>
+      <w:rPr>
+        <w:rFonts w:ascii="Wingdings" w:hAnsi="Wingdings" w:hint="default"/>
+      </w:rPr>
+    </w:lvl>
+    <w:lvl w:ilvl="1" w:tplc="365CD9CC" w:tentative="1">
+      <w:start w:val="1"/>
+      <w:numFmt w:val="bullet"/>
+      <w:lvlText w:val=""/>
+      <w:lvlJc w:val="left"/>
+      <w:pPr>
+        <w:tabs>
+          <w:tab w:val="num" w:pos="1440"/>
+        </w:tabs>
+        <w:ind w:left="1440" w:hanging="360"/>
+      </w:pPr>
+      <w:rPr>
+        <w:rFonts w:ascii="Wingdings" w:hAnsi="Wingdings" w:hint="default"/>
+      </w:rPr>
+    </w:lvl>
+    <w:lvl w:ilvl="2" w:tplc="E7FC3182" w:tentative="1">
+      <w:start w:val="1"/>
+      <w:numFmt w:val="bullet"/>
+      <w:lvlText w:val=""/>
+      <w:lvlJc w:val="left"/>
+      <w:pPr>
+        <w:tabs>
+          <w:tab w:val="num" w:pos="2160"/>
+        </w:tabs>
+        <w:ind w:left="2160" w:hanging="360"/>
+      </w:pPr>
+      <w:rPr>
+        <w:rFonts w:ascii="Wingdings" w:hAnsi="Wingdings" w:hint="default"/>
+      </w:rPr>
+    </w:lvl>
+    <w:lvl w:ilvl="3" w:tplc="AEE29176" w:tentative="1">
+      <w:start w:val="1"/>
+      <w:numFmt w:val="bullet"/>
+      <w:lvlText w:val=""/>
+      <w:lvlJc w:val="left"/>
+      <w:pPr>
+        <w:tabs>
+          <w:tab w:val="num" w:pos="2880"/>
+        </w:tabs>
+        <w:ind w:left="2880" w:hanging="360"/>
+      </w:pPr>
+      <w:rPr>
+        <w:rFonts w:ascii="Wingdings" w:hAnsi="Wingdings" w:hint="default"/>
+      </w:rPr>
+    </w:lvl>
+    <w:lvl w:ilvl="4" w:tplc="EDF0C23A" w:tentative="1">
+      <w:start w:val="1"/>
+      <w:numFmt w:val="bullet"/>
+      <w:lvlText w:val=""/>
+      <w:lvlJc w:val="left"/>
+      <w:pPr>
+        <w:tabs>
+          <w:tab w:val="num" w:pos="3600"/>
+        </w:tabs>
+        <w:ind w:left="3600" w:hanging="360"/>
+      </w:pPr>
+      <w:rPr>
+        <w:rFonts w:ascii="Wingdings" w:hAnsi="Wingdings" w:hint="default"/>
+      </w:rPr>
+    </w:lvl>
+    <w:lvl w:ilvl="5" w:tplc="CD2CC34C" w:tentative="1">
+      <w:start w:val="1"/>
+      <w:numFmt w:val="bullet"/>
+      <w:lvlText w:val=""/>
+      <w:lvlJc w:val="left"/>
+      <w:pPr>
+        <w:tabs>
+          <w:tab w:val="num" w:pos="4320"/>
+        </w:tabs>
+        <w:ind w:left="4320" w:hanging="360"/>
+      </w:pPr>
+      <w:rPr>
+        <w:rFonts w:ascii="Wingdings" w:hAnsi="Wingdings" w:hint="default"/>
+      </w:rPr>
+    </w:lvl>
+    <w:lvl w:ilvl="6" w:tplc="C9A672AC" w:tentative="1">
+      <w:start w:val="1"/>
+      <w:numFmt w:val="bullet"/>
+      <w:lvlText w:val=""/>
+      <w:lvlJc w:val="left"/>
+      <w:pPr>
+        <w:tabs>
+          <w:tab w:val="num" w:pos="5040"/>
+        </w:tabs>
+        <w:ind w:left="5040" w:hanging="360"/>
+      </w:pPr>
+      <w:rPr>
+        <w:rFonts w:ascii="Wingdings" w:hAnsi="Wingdings" w:hint="default"/>
+      </w:rPr>
+    </w:lvl>
+    <w:lvl w:ilvl="7" w:tplc="C0447B66" w:tentative="1">
+      <w:start w:val="1"/>
+      <w:numFmt w:val="bullet"/>
+      <w:lvlText w:val=""/>
+      <w:lvlJc w:val="left"/>
+      <w:pPr>
+        <w:tabs>
+          <w:tab w:val="num" w:pos="5760"/>
+        </w:tabs>
+        <w:ind w:left="5760" w:hanging="360"/>
+      </w:pPr>
+      <w:rPr>
+        <w:rFonts w:ascii="Wingdings" w:hAnsi="Wingdings" w:hint="default"/>
+      </w:rPr>
+    </w:lvl>
+    <w:lvl w:ilvl="8" w:tplc="7B9A65DA" w:tentative="1">
+      <w:start w:val="1"/>
+      <w:numFmt w:val="bullet"/>
+      <w:lvlText w:val=""/>
+      <w:lvlJc w:val="left"/>
+      <w:pPr>
+        <w:tabs>
+          <w:tab w:val="num" w:pos="6480"/>
+        </w:tabs>
+        <w:ind w:left="6480" w:hanging="360"/>
+      </w:pPr>
+      <w:rPr>
+        <w:rFonts w:ascii="Wingdings" w:hAnsi="Wingdings" w:hint="default"/>
+      </w:rPr>
+    </w:lvl>
+  </w:abstractNum>
+  <w:abstractNum w:abstractNumId="2" w15:restartNumberingAfterBreak="0">
+    <w:nsid w:val="368268EA"/>
+    <w:multiLevelType w:val="hybridMultilevel"/>
+    <w:tmpl w:val="344E1FC0"/>
+    <w:lvl w:ilvl="0" w:tplc="5E7C2D2A">
+      <w:start w:val="1"/>
+      <w:numFmt w:val="bullet"/>
+      <w:lvlText w:val=""/>
+      <w:lvlJc w:val="left"/>
+      <w:pPr>
+        <w:tabs>
+          <w:tab w:val="num" w:pos="720"/>
+        </w:tabs>
+        <w:ind w:left="720" w:hanging="360"/>
+      </w:pPr>
+      <w:rPr>
+        <w:rFonts w:ascii="Wingdings" w:hAnsi="Wingdings" w:hint="default"/>
+      </w:rPr>
+    </w:lvl>
+    <w:lvl w:ilvl="1" w:tplc="2D6AC9B4" w:tentative="1">
+      <w:start w:val="1"/>
+      <w:numFmt w:val="bullet"/>
+      <w:lvlText w:val=""/>
+      <w:lvlJc w:val="left"/>
+      <w:pPr>
+        <w:tabs>
+          <w:tab w:val="num" w:pos="1440"/>
+        </w:tabs>
+        <w:ind w:left="1440" w:hanging="360"/>
+      </w:pPr>
+      <w:rPr>
+        <w:rFonts w:ascii="Wingdings" w:hAnsi="Wingdings" w:hint="default"/>
+      </w:rPr>
+    </w:lvl>
+    <w:lvl w:ilvl="2" w:tplc="B6E4FA26" w:tentative="1">
+      <w:start w:val="1"/>
+      <w:numFmt w:val="bullet"/>
+      <w:lvlText w:val=""/>
+      <w:lvlJc w:val="left"/>
+      <w:pPr>
+        <w:tabs>
+          <w:tab w:val="num" w:pos="2160"/>
+        </w:tabs>
+        <w:ind w:left="2160" w:hanging="360"/>
+      </w:pPr>
+      <w:rPr>
+        <w:rFonts w:ascii="Wingdings" w:hAnsi="Wingdings" w:hint="default"/>
+      </w:rPr>
+    </w:lvl>
+    <w:lvl w:ilvl="3" w:tplc="10747CC8" w:tentative="1">
+      <w:start w:val="1"/>
+      <w:numFmt w:val="bullet"/>
+      <w:lvlText w:val=""/>
+      <w:lvlJc w:val="left"/>
+      <w:pPr>
+        <w:tabs>
+          <w:tab w:val="num" w:pos="2880"/>
+        </w:tabs>
+        <w:ind w:left="2880" w:hanging="360"/>
+      </w:pPr>
+      <w:rPr>
+        <w:rFonts w:ascii="Wingdings" w:hAnsi="Wingdings" w:hint="default"/>
+      </w:rPr>
+    </w:lvl>
+    <w:lvl w:ilvl="4" w:tplc="96D4E482" w:tentative="1">
+      <w:start w:val="1"/>
+      <w:numFmt w:val="bullet"/>
+      <w:lvlText w:val=""/>
+      <w:lvlJc w:val="left"/>
+      <w:pPr>
+        <w:tabs>
+          <w:tab w:val="num" w:pos="3600"/>
+        </w:tabs>
+        <w:ind w:left="3600" w:hanging="360"/>
+      </w:pPr>
+      <w:rPr>
+        <w:rFonts w:ascii="Wingdings" w:hAnsi="Wingdings" w:hint="default"/>
+      </w:rPr>
+    </w:lvl>
+    <w:lvl w:ilvl="5" w:tplc="F5E05284" w:tentative="1">
+      <w:start w:val="1"/>
+      <w:numFmt w:val="bullet"/>
+      <w:lvlText w:val=""/>
+      <w:lvlJc w:val="left"/>
+      <w:pPr>
+        <w:tabs>
+          <w:tab w:val="num" w:pos="4320"/>
+        </w:tabs>
+        <w:ind w:left="4320" w:hanging="360"/>
+      </w:pPr>
+      <w:rPr>
+        <w:rFonts w:ascii="Wingdings" w:hAnsi="Wingdings" w:hint="default"/>
+      </w:rPr>
+    </w:lvl>
+    <w:lvl w:ilvl="6" w:tplc="FD4AC066" w:tentative="1">
+      <w:start w:val="1"/>
+      <w:numFmt w:val="bullet"/>
+      <w:lvlText w:val=""/>
+      <w:lvlJc w:val="left"/>
+      <w:pPr>
+        <w:tabs>
+          <w:tab w:val="num" w:pos="5040"/>
+        </w:tabs>
+        <w:ind w:left="5040" w:hanging="360"/>
+      </w:pPr>
+      <w:rPr>
+        <w:rFonts w:ascii="Wingdings" w:hAnsi="Wingdings" w:hint="default"/>
+      </w:rPr>
+    </w:lvl>
+    <w:lvl w:ilvl="7" w:tplc="91029E26" w:tentative="1">
+      <w:start w:val="1"/>
+      <w:numFmt w:val="bullet"/>
+      <w:lvlText w:val=""/>
+      <w:lvlJc w:val="left"/>
+      <w:pPr>
+        <w:tabs>
+          <w:tab w:val="num" w:pos="5760"/>
+        </w:tabs>
+        <w:ind w:left="5760" w:hanging="360"/>
+      </w:pPr>
+      <w:rPr>
+        <w:rFonts w:ascii="Wingdings" w:hAnsi="Wingdings" w:hint="default"/>
+      </w:rPr>
+    </w:lvl>
+    <w:lvl w:ilvl="8" w:tplc="9146A8D4" w:tentative="1">
+      <w:start w:val="1"/>
+      <w:numFmt w:val="bullet"/>
+      <w:lvlText w:val=""/>
+      <w:lvlJc w:val="left"/>
+      <w:pPr>
+        <w:tabs>
+          <w:tab w:val="num" w:pos="6480"/>
+        </w:tabs>
+        <w:ind w:left="6480" w:hanging="360"/>
+      </w:pPr>
+      <w:rPr>
+        <w:rFonts w:ascii="Wingdings" w:hAnsi="Wingdings" w:hint="default"/>
+      </w:rPr>
+    </w:lvl>
+  </w:abstractNum>
+  <w:num w:numId="1" w16cid:durableId="1950309015">
+    <w:abstractNumId w:val="1"/>
+  </w:num>
+  <w:num w:numId="2" w16cid:durableId="977805426">
+    <w:abstractNumId w:val="2"/>
+  </w:num>
+  <w:num w:numId="3" w16cid:durableId="1745099857">
+    <w:abstractNumId w:val="0"/>
+  </w:num>
+</w:numbering>
 </file>
 
 <file path=word/styles.xml><?xml version="1.0" encoding="utf-8"?>
@@ -1095,7 +1584,6 @@
   <w:style w:type="character" w:default="1" w:styleId="a0">
     <w:name w:val="Default Paragraph Font"/>
     <w:uiPriority w:val="1"/>
-    <w:semiHidden/>
     <w:unhideWhenUsed/>
   </w:style>
   <w:style w:type="table" w:default="1" w:styleId="a1">
@@ -1465,6 +1953,24 @@
     <w:link w:val="ae"/>
     <w:uiPriority w:val="99"/>
     <w:rsid w:val="00050ADE"/>
+  </w:style>
+  <w:style w:type="paragraph" w:styleId="Web">
+    <w:name w:val="Normal (Web)"/>
+    <w:basedOn w:val="a"/>
+    <w:uiPriority w:val="99"/>
+    <w:semiHidden/>
+    <w:unhideWhenUsed/>
+    <w:rsid w:val="00C637A1"/>
+    <w:pPr>
+      <w:widowControl/>
+      <w:spacing w:before="100" w:beforeAutospacing="1" w:after="100" w:afterAutospacing="1" w:line="240" w:lineRule="auto"/>
+    </w:pPr>
+    <w:rPr>
+      <w:rFonts w:ascii="ＭＳ Ｐゴシック" w:eastAsia="ＭＳ Ｐゴシック" w:hAnsi="ＭＳ Ｐゴシック" w:cs="ＭＳ Ｐゴシック"/>
+      <w:kern w:val="0"/>
+      <w:sz w:val="24"/>
+      <w14:ligatures w14:val="none"/>
+    </w:rPr>
   </w:style>
 </w:styles>
 </file>

--- a/制作ノート_25033_タナカ.docx
+++ b/制作ノート_25033_タナカ.docx
@@ -101,7 +101,25 @@
         <w:rPr>
           <w:rFonts w:ascii="ＭＳ Ｐ明朝" w:eastAsia="ＭＳ Ｐ明朝" w:hAnsi="ＭＳ Ｐ明朝" w:hint="eastAsia"/>
         </w:rPr>
-        <w:t>ミステリーゲーム　Dread　Noir</w:t>
+        <w:t xml:space="preserve">ミステリーゲーム　</w:t>
+      </w:r>
+      <w:r>
+        <w:rPr>
+          <w:rFonts w:ascii="ＭＳ Ｐ明朝" w:eastAsia="ＭＳ Ｐ明朝" w:hAnsi="ＭＳ Ｐ明朝" w:hint="eastAsia"/>
+        </w:rPr>
+        <w:t>「</w:t>
+      </w:r>
+      <w:r>
+        <w:rPr>
+          <w:rFonts w:ascii="ＭＳ Ｐ明朝" w:eastAsia="ＭＳ Ｐ明朝" w:hAnsi="ＭＳ Ｐ明朝" w:hint="eastAsia"/>
+        </w:rPr>
+        <w:t>Dread　Noir</w:t>
+      </w:r>
+      <w:r>
+        <w:rPr>
+          <w:rFonts w:ascii="ＭＳ Ｐ明朝" w:eastAsia="ＭＳ Ｐ明朝" w:hAnsi="ＭＳ Ｐ明朝" w:hint="eastAsia"/>
+        </w:rPr>
+        <w:t>」</w:t>
       </w:r>
     </w:p>
     <w:p>
@@ -124,7 +142,7 @@
     <w:p>
       <w:pPr>
         <w:rPr>
-          <w:rFonts w:ascii="ＭＳ Ｐ明朝" w:eastAsia="ＭＳ Ｐ明朝" w:hAnsi="ＭＳ Ｐ明朝" w:hint="eastAsia"/>
+          <w:rFonts w:ascii="ＭＳ Ｐ明朝" w:eastAsia="ＭＳ Ｐ明朝" w:hAnsi="ＭＳ Ｐ明朝"/>
         </w:rPr>
       </w:pPr>
       <w:r>
@@ -154,7 +172,7 @@
     <w:p>
       <w:pPr>
         <w:rPr>
-          <w:rFonts w:ascii="ＭＳ Ｐ明朝" w:eastAsia="ＭＳ Ｐ明朝" w:hAnsi="ＭＳ Ｐ明朝" w:hint="eastAsia"/>
+          <w:rFonts w:ascii="ＭＳ Ｐ明朝" w:eastAsia="ＭＳ Ｐ明朝" w:hAnsi="ＭＳ Ｐ明朝"/>
         </w:rPr>
       </w:pPr>
       <w:r>
@@ -234,7 +252,7 @@
     <w:p>
       <w:pPr>
         <w:rPr>
-          <w:rFonts w:ascii="ＭＳ Ｐ明朝" w:eastAsia="ＭＳ Ｐ明朝" w:hAnsi="ＭＳ Ｐ明朝" w:hint="eastAsia"/>
+          <w:rFonts w:ascii="ＭＳ Ｐ明朝" w:eastAsia="ＭＳ Ｐ明朝" w:hAnsi="ＭＳ Ｐ明朝"/>
         </w:rPr>
       </w:pPr>
       <w:r>
@@ -259,7 +277,7 @@
     <w:p>
       <w:pPr>
         <w:rPr>
-          <w:rFonts w:ascii="ＭＳ Ｐ明朝" w:eastAsia="ＭＳ Ｐ明朝" w:hAnsi="ＭＳ Ｐ明朝" w:hint="eastAsia"/>
+          <w:rFonts w:ascii="ＭＳ Ｐ明朝" w:eastAsia="ＭＳ Ｐ明朝" w:hAnsi="ＭＳ Ｐ明朝"/>
         </w:rPr>
       </w:pPr>
       <w:r>
@@ -284,7 +302,7 @@
     <w:p>
       <w:pPr>
         <w:rPr>
-          <w:rFonts w:ascii="ＭＳ Ｐ明朝" w:eastAsia="ＭＳ Ｐ明朝" w:hAnsi="ＭＳ Ｐ明朝" w:hint="eastAsia"/>
+          <w:rFonts w:ascii="ＭＳ Ｐ明朝" w:eastAsia="ＭＳ Ｐ明朝" w:hAnsi="ＭＳ Ｐ明朝"/>
         </w:rPr>
       </w:pPr>
       <w:r>
@@ -309,7 +327,7 @@
     <w:p>
       <w:pPr>
         <w:rPr>
-          <w:rFonts w:ascii="ＭＳ Ｐ明朝" w:eastAsia="ＭＳ Ｐ明朝" w:hAnsi="ＭＳ Ｐ明朝" w:hint="eastAsia"/>
+          <w:rFonts w:ascii="ＭＳ Ｐ明朝" w:eastAsia="ＭＳ Ｐ明朝" w:hAnsi="ＭＳ Ｐ明朝"/>
         </w:rPr>
       </w:pPr>
       <w:r>
@@ -376,7 +394,7 @@
     <w:p>
       <w:pPr>
         <w:rPr>
-          <w:rFonts w:ascii="ＭＳ Ｐ明朝" w:eastAsia="ＭＳ Ｐ明朝" w:hAnsi="ＭＳ Ｐ明朝" w:hint="eastAsia"/>
+          <w:rFonts w:ascii="ＭＳ Ｐ明朝" w:eastAsia="ＭＳ Ｐ明朝" w:hAnsi="ＭＳ Ｐ明朝"/>
         </w:rPr>
       </w:pPr>
       <w:r>
@@ -442,7 +460,7 @@
     <w:p>
       <w:pPr>
         <w:rPr>
-          <w:rFonts w:ascii="ＭＳ Ｐ明朝" w:eastAsia="ＭＳ Ｐ明朝" w:hAnsi="ＭＳ Ｐ明朝" w:hint="eastAsia"/>
+          <w:rFonts w:ascii="ＭＳ Ｐ明朝" w:eastAsia="ＭＳ Ｐ明朝" w:hAnsi="ＭＳ Ｐ明朝"/>
         </w:rPr>
       </w:pPr>
       <w:r>
@@ -455,7 +473,7 @@
     <w:p>
       <w:pPr>
         <w:rPr>
-          <w:rFonts w:ascii="ＭＳ Ｐ明朝" w:eastAsia="ＭＳ Ｐ明朝" w:hAnsi="ＭＳ Ｐ明朝" w:hint="eastAsia"/>
+          <w:rFonts w:ascii="ＭＳ Ｐ明朝" w:eastAsia="ＭＳ Ｐ明朝" w:hAnsi="ＭＳ Ｐ明朝"/>
         </w:rPr>
       </w:pPr>
     </w:p>
@@ -1584,6 +1602,7 @@
   <w:style w:type="character" w:default="1" w:styleId="a0">
     <w:name w:val="Default Paragraph Font"/>
     <w:uiPriority w:val="1"/>
+    <w:semiHidden/>
     <w:unhideWhenUsed/>
   </w:style>
   <w:style w:type="table" w:default="1" w:styleId="a1">
